--- a/Document/Ghi Chú Về Phát Triển.docx
+++ b/Document/Ghi Chú Về Phát Triển.docx
@@ -65,16 +65,7 @@
         <w:t>Root balance KHÔNG được lưu cố định</w:t>
       </w:r>
       <w:r>
-        <w:t xml:space="preserve">, </w:t>
-      </w:r>
-      <w:r>
-        <w:t>root.totalPositive</w:t>
-      </w:r>
-      <w:r>
-        <w:t xml:space="preserve">, </w:t>
-      </w:r>
-      <w:r>
-        <w:t>root.totalNegative</w:t>
+        <w:t>, root.totalPositive, root.totalNegative</w:t>
       </w:r>
     </w:p>
     <w:p>
@@ -85,6 +76,9 @@
     <w:p/>
     <w:p>
       <w:r>
+        <w:rPr>
+          <w:noProof/>
+        </w:rPr>
         <w:drawing>
           <wp:inline distT="0" distB="0" distL="0" distR="0" wp14:anchorId="5AA7CAF8" wp14:editId="61ACF64D">
             <wp:extent cx="5943600" cy="2235200"/>
@@ -139,7 +133,11 @@
         <w:t>3. Update statistics</w:t>
       </w:r>
     </w:p>
-    <w:p/>
+    <w:p>
+      <w:r>
+        <w:t>Định hướng phát triền là một app tracker không phải auto payment</w:t>
+      </w:r>
+    </w:p>
     <w:p/>
     <w:sectPr>
       <w:pgSz w:w="12240" w:h="15840"/>
